--- a/word_reports/LP_0165_위치_161_Havana Cuban Boys_Golden .docx
+++ b/word_reports/LP_0165_위치_161_Havana Cuban Boys_Golden .docx
@@ -4,7 +4,7 @@
   <w:body>
     <w:p>
       <w:pPr>
-        <w:spacing w:after="280"/>
+        <w:spacing w:after="80"/>
       </w:pPr>
       <w:r>
         <w:rPr w:rFonts="맑은 고딕">
@@ -13,94 +13,47 @@
           <w:color w:val="1E3A8A"/>
           <w:sz w:val="30"/>
         </w:rPr>
-        <w:t>[161] Havana Cuban Boys - Golden Album</w:t>
+        <w:t>Havana Cuban Boys (하바나 쿠바 보이즈) - Golden Album</w:t>
       </w:r>
     </w:p>
     <w:p>
       <w:pPr>
-        <w:spacing w:after="320"/>
+        <w:spacing w:after="240"/>
       </w:pPr>
       <w:r>
         <w:rPr w:rFonts="맑은 고딕">
           <w:rFonts w:ascii="맑은 고딕" w:hAnsi="맑은 고딕" w:eastAsia="맑은 고딕"/>
           <w:b/>
-          <w:sz w:val="20"/>
+          <w:color w:val="4B5563"/>
+          <w:sz w:val="22"/>
         </w:rPr>
-        <w:t>■ 위치 : 161</w:t>
-        <w:br/>
-      </w:r>
-      <w:r>
-        <w:rPr w:rFonts="맑은 고딕">
-          <w:rFonts w:ascii="맑은 고딕" w:hAnsi="맑은 고딕" w:eastAsia="맑은 고딕"/>
-          <w:b/>
-          <w:sz w:val="20"/>
-        </w:rPr>
-        <w:t>■ 아티스트 : Havana Cuban Boys</w:t>
-        <w:br/>
-      </w:r>
-      <w:r>
-        <w:rPr w:rFonts="맑은 고딕">
-          <w:rFonts w:ascii="맑은 고딕" w:hAnsi="맑은 고딕" w:eastAsia="맑은 고딕"/>
-          <w:b/>
-          <w:sz w:val="20"/>
-        </w:rPr>
-        <w:t>■ 앨범명 : Golden Album</w:t>
-        <w:br/>
-      </w:r>
-      <w:r>
-        <w:rPr w:rFonts="맑은 고딕">
-          <w:rFonts w:ascii="맑은 고딕" w:hAnsi="맑은 고딕" w:eastAsia="맑은 고딕"/>
-          <w:b w:val="0"/>
-          <w:sz w:val="20"/>
-        </w:rPr>
-        <w:t>■ 음반 레이블 : Musidisc</w:t>
-        <w:br/>
-      </w:r>
-      <w:r>
-        <w:rPr w:rFonts="맑은 고딕">
-          <w:rFonts w:ascii="맑은 고딕" w:hAnsi="맑은 고딕" w:eastAsia="맑은 고딕"/>
-          <w:b w:val="0"/>
-          <w:sz w:val="20"/>
-        </w:rPr>
-        <w:t>■ 발매년도 : 1970</w:t>
-        <w:br/>
-      </w:r>
-      <w:r>
-        <w:rPr w:rFonts="맑은 고딕">
-          <w:rFonts w:ascii="맑은 고딕" w:hAnsi="맑은 고딕" w:eastAsia="맑은 고딕"/>
-          <w:b w:val="0"/>
-          <w:sz w:val="20"/>
-        </w:rPr>
-        <w:t>■ 장르 : 라틴(Latin), 아프로 쿠반(Afro-Cuban), 맘보(Mambo)</w:t>
-        <w:br/>
-      </w:r>
-      <w:r>
-        <w:rPr w:rFonts="맑은 고딕">
-          <w:rFonts w:ascii="맑은 고딕" w:hAnsi="맑은 고딕" w:eastAsia="맑은 고딕"/>
-          <w:b w:val="0"/>
-          <w:sz w:val="20"/>
-        </w:rPr>
-        <w:t>■ 주요 수록곡 : 1. El Cumbanchero</w:t>
-        <w:br/>
+        <w:t>위치 :  161</w:t>
       </w:r>
     </w:p>
     <w:p>
       <w:pPr>
-        <w:spacing w:after="160"/>
+        <w:spacing w:line="324" w:lineRule="auto" w:before="80" w:after="160"/>
       </w:pPr>
       <w:r>
         <w:rPr w:rFonts="맑은 고딕">
           <w:rFonts w:ascii="맑은 고딕" w:hAnsi="맑은 고딕" w:eastAsia="맑은 고딕"/>
           <w:b/>
           <w:color w:val="1F2937"/>
-          <w:sz w:val="24"/>
+          <w:sz w:val="22"/>
         </w:rPr>
-        <w:t>■ 음반 해설 및 감상 가이드</w:t>
+        <w:t xml:space="preserve">[음반 소개] </w:t>
+      </w:r>
+      <w:r>
+        <w:rPr w:rFonts="맑은 고딕">
+          <w:rFonts w:ascii="맑은 고딕" w:hAnsi="맑은 고딕" w:eastAsia="맑은 고딕"/>
+          <w:b w:val="0"/>
+          <w:sz w:val="21"/>
+        </w:rPr>
       </w:r>
     </w:p>
     <w:p>
       <w:pPr>
-        <w:spacing w:line="312" w:lineRule="auto" w:after="120"/>
+        <w:spacing w:line="324" w:lineRule="auto" w:after="120"/>
       </w:pPr>
       <w:r>
         <w:rPr w:rFonts="맑은 고딕">
@@ -108,51 +61,516 @@
           <w:b w:val="0"/>
           <w:sz w:val="21"/>
         </w:rPr>
-        <w:t>아프로 쿠반(Afro-Cuban) 음악의 황금기를 대표하는 명연주 단체 '아바나 쿠반 보이스(Havana Cuban Boys)'의 《Golden Album》은 20세기 중반 전 세계를 매료시켰던 정통 쿠바 라틴 사운드의 정수를 담아낸 명반입니다. 레쿠오나 쿠반 보이스(Lecuona Cuban Boys)의 유산을 이어받아 정교한 빅밴드 편곡과 열정적인 리듬을 선보인 이들은, 유럽과 아메리카 대륙을 넘나들며 라틴 음악의 대중화에 결정적인 기여를 하였습니다. 본 음반은 그들의 수많은 명연 중에서도 가장 사랑받은 대표곡들을 엄선하여 LP의 아날로그 감성으로 담아낸 역작입니다.</w:t>
+        <w:t>카리브해의 짙푸른 파도와 하바나의 황혼을 물들이던 감미로운 바람이 아날로그 그루브를 타고 우아하게 되살아납니다. 쿠바 음악의 황금기를 주도하며 전 세계 사교계와 살롱을 매혹했던 하바나 쿠바 보이즈의 빛나는 정수를 집대성한 본 작은, 이국적인 리듬과 풍성한 브라스 사운드가 빚어내는 황홀경을 선사합니다. 정열적인 룸바와 차차차, 그리고 가슴 저린 볼레로의 선율이 한데 어우러져 한 시대를 풍미했던 낭만주의 라틴 팝의 찬란한 순간을 영원 속으로 각인시키는 명반입니다.</w:t>
       </w:r>
     </w:p>
     <w:p>
       <w:pPr>
-        <w:spacing w:line="312" w:lineRule="auto" w:after="120"/>
+        <w:spacing w:line="324" w:lineRule="auto" w:before="200" w:after="80"/>
       </w:pPr>
+      <w:r>
+        <w:rPr w:rFonts="맑은 고딕">
+          <w:rFonts w:ascii="맑은 고딕" w:hAnsi="맑은 고딕" w:eastAsia="맑은 고딕"/>
+          <w:b/>
+          <w:color w:val="1E3A8A"/>
+          <w:sz w:val="24"/>
+        </w:rPr>
+        <w:t>1. 음반 데이터</w:t>
+      </w:r>
+    </w:p>
+    <w:p>
+      <w:pPr>
+        <w:spacing w:line="324" w:lineRule="auto" w:after="80"/>
+      </w:pPr>
+      <w:r>
+        <w:rPr w:rFonts="맑은 고딕">
+          <w:rFonts w:ascii="맑은 고딕" w:hAnsi="맑은 고딕" w:eastAsia="맑은 고딕"/>
+          <w:b w:val="0"/>
+          <w:color w:val="6B7280"/>
+          <w:sz w:val="21"/>
+        </w:rPr>
+        <w:t xml:space="preserve">· </w:t>
+      </w:r>
+      <w:r>
+        <w:rPr w:rFonts="맑은 고딕">
+          <w:rFonts w:ascii="맑은 고딕" w:hAnsi="맑은 고딕" w:eastAsia="맑은 고딕"/>
+          <w:b/>
+          <w:color w:val="1F2937"/>
+          <w:sz w:val="21"/>
+        </w:rPr>
+        <w:t xml:space="preserve">앨범명: </w:t>
+      </w:r>
       <w:r>
         <w:rPr w:rFonts="맑은 고딕">
           <w:rFonts w:ascii="맑은 고딕" w:hAnsi="맑은 고딕" w:eastAsia="맑은 고딕"/>
           <w:b w:val="0"/>
           <w:sz w:val="21"/>
         </w:rPr>
-        <w:t>음악적으로 이 앨범은 화려한 관악기 섹션과 정교한 타악기(콩가, 봉고, 팀발레스)의 긴밀한 호흡이 돋보입니다. 맘보(Mambo), 구아라차(Guaracha), 볼레로(Bolero) 등 쿠바 음악의 다양한 스펙트럼을 넘나들며, 리듬의 생동감과 멜로디의 우아함을 동시에 구현해 냅니다. 특히 관악기의 폭발적인 브라스 사운드 뒤에 깔리는 감각적인 피아노 몬투노(Montuno) 리플렛은 곡 전체에 그루브와 세련미를 더해주며, 명장들의 숙련된 연주력을 유감없이 드러냅니다.</w:t>
+        <w:t>Golden Album</w:t>
       </w:r>
     </w:p>
     <w:p>
       <w:pPr>
-        <w:spacing w:line="312" w:lineRule="auto" w:after="120"/>
+        <w:spacing w:line="324" w:lineRule="auto" w:after="80"/>
       </w:pPr>
+      <w:r>
+        <w:rPr w:rFonts="맑은 고딕">
+          <w:rFonts w:ascii="맑은 고딕" w:hAnsi="맑은 고딕" w:eastAsia="맑은 고딕"/>
+          <w:b w:val="0"/>
+          <w:color w:val="6B7280"/>
+          <w:sz w:val="21"/>
+        </w:rPr>
+        <w:t xml:space="preserve">· </w:t>
+      </w:r>
+      <w:r>
+        <w:rPr w:rFonts="맑은 고딕">
+          <w:rFonts w:ascii="맑은 고딕" w:hAnsi="맑은 고딕" w:eastAsia="맑은 고딕"/>
+          <w:b/>
+          <w:color w:val="1F2937"/>
+          <w:sz w:val="21"/>
+        </w:rPr>
+        <w:t xml:space="preserve">아티스트: </w:t>
+      </w:r>
       <w:r>
         <w:rPr w:rFonts="맑은 고딕">
           <w:rFonts w:ascii="맑은 고딕" w:hAnsi="맑은 고딕" w:eastAsia="맑은 고딕"/>
           <w:b w:val="0"/>
           <w:sz w:val="21"/>
         </w:rPr>
-        <w:t>수록곡 중 'El Cumbanchero'와 'Cachita'는 폭발적인 에너지와 함께 라틴 오케스트라가 보여줄 수 있는 극상의 모던함을 선사합니다. 반면, 에르네스토 레쿠오나의 명곡 'Siboney'나 고풍스러운 분위기의 'Tabú'에서는 이국적이면서도 서정적인 라틴 볼레로의 진수를 느낄 수 있습니다. 또한 국내에서도 널리 알려진 'Quizás, Quizás, Quizás'는 특유의 밀당하는 듯한 리듬감과 매혹적인 멜로디 라인이 더해져 감상의 즐거움을 극대화합니다.</w:t>
+        <w:t>Havana Cuban Boys (하바나 쿠바 보이즈)</w:t>
       </w:r>
     </w:p>
     <w:p>
       <w:pPr>
-        <w:spacing w:line="312" w:lineRule="auto" w:after="120"/>
+        <w:spacing w:line="324" w:lineRule="auto" w:after="80"/>
       </w:pPr>
+      <w:r>
+        <w:rPr w:rFonts="맑은 고딕">
+          <w:rFonts w:ascii="맑은 고딕" w:hAnsi="맑은 고딕" w:eastAsia="맑은 고딕"/>
+          <w:b w:val="0"/>
+          <w:color w:val="6B7280"/>
+          <w:sz w:val="21"/>
+        </w:rPr>
+        <w:t xml:space="preserve">· </w:t>
+      </w:r>
+      <w:r>
+        <w:rPr w:rFonts="맑은 고딕">
+          <w:rFonts w:ascii="맑은 고딕" w:hAnsi="맑은 고딕" w:eastAsia="맑은 고딕"/>
+          <w:b/>
+          <w:color w:val="1F2937"/>
+          <w:sz w:val="21"/>
+        </w:rPr>
+        <w:t xml:space="preserve">발매 정보: </w:t>
+      </w:r>
       <w:r>
         <w:rPr w:rFonts="맑은 고딕">
           <w:rFonts w:ascii="맑은 고딕" w:hAnsi="맑은 고딕" w:eastAsia="맑은 고딕"/>
           <w:b w:val="0"/>
           <w:sz w:val="21"/>
         </w:rPr>
-        <w:t>LP 음반으로 감상하는 《Golden Album》은 가벼운 LP 특유의 질감과 어우러져, 마치 1950~60년대 아바나의 화려한 카바레 '트로피카나(Tropicana)' 한가운데에 있는 듯한 생생한 현장감을 제공합니다. 라틴 음악의 역사적 가치와 뛰어난 예술성을 동시에 소장하고자 하는 음반 수집가 및 라틴 음악 애호가들에게 필수적인 명반으로 손꼽힙니다.</w:t>
+        <w:t>20세기 중반 라틴 음악 붐의 중심에 서 있던 하바나 쿠바 보이즈의 불멸의 마스터피스들을 엄선하여 발매된 골든 컬렉션 앨범입니다. 유럽과 미주 전역의 볼룸과 카바레를 매혹했던 오리지널 악단의 풍성한 빅밴드 편곡과 활력 넘치는 연주 실황의 숨결을 그대로 복원하여 정성스레 바이닐에 담아냈습니다.</w:t>
+      </w:r>
+    </w:p>
+    <w:p>
+      <w:pPr>
+        <w:spacing w:line="324" w:lineRule="auto" w:after="80"/>
+      </w:pPr>
+      <w:r>
+        <w:rPr w:rFonts="맑은 고딕">
+          <w:rFonts w:ascii="맑은 고딕" w:hAnsi="맑은 고딕" w:eastAsia="맑은 고딕"/>
+          <w:b w:val="0"/>
+          <w:color w:val="6B7280"/>
+          <w:sz w:val="21"/>
+        </w:rPr>
+        <w:t xml:space="preserve">· </w:t>
+      </w:r>
+      <w:r>
+        <w:rPr w:rFonts="맑은 고딕">
+          <w:rFonts w:ascii="맑은 고딕" w:hAnsi="맑은 고딕" w:eastAsia="맑은 고딕"/>
+          <w:b/>
+          <w:color w:val="1F2937"/>
+          <w:sz w:val="21"/>
+        </w:rPr>
+        <w:t xml:space="preserve">LP 인기도(판매량): </w:t>
+      </w:r>
+      <w:r>
+        <w:rPr w:rFonts="맑은 고딕">
+          <w:rFonts w:ascii="맑은 고딕" w:hAnsi="맑은 고딕" w:eastAsia="맑은 고딕"/>
+          <w:b w:val="0"/>
+          <w:sz w:val="21"/>
+        </w:rPr>
+        <w:t>발매 당시 라틴 살롱 뮤직 애호가들과 빈티지 오디오 파일들의 뜨거운 사랑을 받으며 유럽 및 남미 시장에서 롱셀러를 기록했습니다. 특히 고전 라틴 스탠더드의 모범적인 명연으로 평가받으며 꾸준한 재발매와 애호가들의 입소문을 통해 상업적 성과와 음악적 신뢰를 동시에 증명했습니다.</w:t>
+      </w:r>
+    </w:p>
+    <w:p>
+      <w:pPr>
+        <w:spacing w:line="324" w:lineRule="auto" w:after="80"/>
+      </w:pPr>
+      <w:r>
+        <w:rPr w:rFonts="맑은 고딕">
+          <w:rFonts w:ascii="맑은 고딕" w:hAnsi="맑은 고딕" w:eastAsia="맑은 고딕"/>
+          <w:b w:val="0"/>
+          <w:color w:val="6B7280"/>
+          <w:sz w:val="21"/>
+        </w:rPr>
+        <w:t xml:space="preserve">· </w:t>
+      </w:r>
+      <w:r>
+        <w:rPr w:rFonts="맑은 고딕">
+          <w:rFonts w:ascii="맑은 고딕" w:hAnsi="맑은 고딕" w:eastAsia="맑은 고딕"/>
+          <w:b/>
+          <w:color w:val="1F2937"/>
+          <w:sz w:val="21"/>
+        </w:rPr>
+        <w:t xml:space="preserve">각종 수상경력: </w:t>
+      </w:r>
+      <w:r>
+        <w:rPr w:rFonts="맑은 고딕">
+          <w:rFonts w:ascii="맑은 고딕" w:hAnsi="맑은 고딕" w:eastAsia="맑은 고딕"/>
+          <w:b w:val="0"/>
+          <w:sz w:val="21"/>
+        </w:rPr>
+        <w:t>특정 단일 시상식의 트로피를 뛰어넘어, 카리브 음악을 유럽 대륙과 인터내셔널 팝 시장에 안착시킨 기념비적인 오케스트라로서 유네스코 및 라틴 음악사 학계로부터 '트로피컬 사운드의 위대한 전도사'라는 찬사를 받았습니다.</w:t>
+      </w:r>
+    </w:p>
+    <w:p>
+      <w:pPr>
+        <w:spacing w:line="324" w:lineRule="auto" w:before="200" w:after="80"/>
+      </w:pPr>
+      <w:r>
+        <w:rPr w:rFonts="맑은 고딕">
+          <w:rFonts w:ascii="맑은 고딕" w:hAnsi="맑은 고딕" w:eastAsia="맑은 고딕"/>
+          <w:b/>
+          <w:color w:val="1E3A8A"/>
+          <w:sz w:val="24"/>
+        </w:rPr>
+        <w:t>2. 아티스트 정보</w:t>
+      </w:r>
+    </w:p>
+    <w:p>
+      <w:pPr>
+        <w:spacing w:line="324" w:lineRule="auto" w:after="80"/>
+      </w:pPr>
+      <w:r>
+        <w:rPr w:rFonts="맑은 고딕">
+          <w:rFonts w:ascii="맑은 고딕" w:hAnsi="맑은 고딕" w:eastAsia="맑은 고딕"/>
+          <w:b w:val="0"/>
+          <w:color w:val="6B7280"/>
+          <w:sz w:val="21"/>
+        </w:rPr>
+        <w:t xml:space="preserve">· </w:t>
+      </w:r>
+      <w:r>
+        <w:rPr w:rFonts="맑은 고딕">
+          <w:rFonts w:ascii="맑은 고딕" w:hAnsi="맑은 고딕" w:eastAsia="맑은 고딕"/>
+          <w:b/>
+          <w:color w:val="1F2937"/>
+          <w:sz w:val="21"/>
+        </w:rPr>
+        <w:t xml:space="preserve">국적: </w:t>
+      </w:r>
+      <w:r>
+        <w:rPr w:rFonts="맑은 고딕">
+          <w:rFonts w:ascii="맑은 고딕" w:hAnsi="맑은 고딕" w:eastAsia="맑은 고딕"/>
+          <w:b w:val="0"/>
+          <w:sz w:val="21"/>
+        </w:rPr>
+        <w:t>쿠바 (Cuba)</w:t>
+      </w:r>
+    </w:p>
+    <w:p>
+      <w:pPr>
+        <w:spacing w:line="324" w:lineRule="auto" w:after="80"/>
+      </w:pPr>
+      <w:r>
+        <w:rPr w:rFonts="맑은 고딕">
+          <w:rFonts w:ascii="맑은 고딕" w:hAnsi="맑은 고딕" w:eastAsia="맑은 고딕"/>
+          <w:b w:val="0"/>
+          <w:color w:val="6B7280"/>
+          <w:sz w:val="21"/>
+        </w:rPr>
+        <w:t xml:space="preserve">· </w:t>
+      </w:r>
+      <w:r>
+        <w:rPr w:rFonts="맑은 고딕">
+          <w:rFonts w:ascii="맑은 고딕" w:hAnsi="맑은 고딕" w:eastAsia="맑은 고딕"/>
+          <w:b/>
+          <w:color w:val="1F2937"/>
+          <w:sz w:val="21"/>
+        </w:rPr>
+        <w:t xml:space="preserve">생몰년도: </w:t>
+      </w:r>
+      <w:r>
+        <w:rPr w:rFonts="맑은 고딕">
+          <w:rFonts w:ascii="맑은 고딕" w:hAnsi="맑은 고딕" w:eastAsia="맑은 고딕"/>
+          <w:b w:val="0"/>
+          <w:sz w:val="21"/>
+        </w:rPr>
+        <w:t>1930년대 결성 후 20세기 중후반까지 활약</w:t>
+      </w:r>
+    </w:p>
+    <w:p>
+      <w:pPr>
+        <w:spacing w:line="324" w:lineRule="auto" w:after="80"/>
+      </w:pPr>
+      <w:r>
+        <w:rPr w:rFonts="맑은 고딕">
+          <w:rFonts w:ascii="맑은 고딕" w:hAnsi="맑은 고딕" w:eastAsia="맑은 고딕"/>
+          <w:b w:val="0"/>
+          <w:color w:val="6B7280"/>
+          <w:sz w:val="21"/>
+        </w:rPr>
+        <w:t xml:space="preserve">· </w:t>
+      </w:r>
+      <w:r>
+        <w:rPr w:rFonts="맑은 고딕">
+          <w:rFonts w:ascii="맑은 고딕" w:hAnsi="맑은 고딕" w:eastAsia="맑은 고딕"/>
+          <w:b/>
+          <w:color w:val="1F2937"/>
+          <w:sz w:val="21"/>
+        </w:rPr>
+        <w:t xml:space="preserve">그룹 소속: </w:t>
+      </w:r>
+      <w:r>
+        <w:rPr w:rFonts="맑은 고딕">
+          <w:rFonts w:ascii="맑은 고딕" w:hAnsi="맑은 고딕" w:eastAsia="맑은 고딕"/>
+          <w:b w:val="0"/>
+          <w:sz w:val="21"/>
+        </w:rPr>
+        <w:t>대편성 라틴 오케스트라 (빅밴드)</w:t>
+      </w:r>
+    </w:p>
+    <w:p>
+      <w:pPr>
+        <w:spacing w:line="324" w:lineRule="auto" w:after="80"/>
+      </w:pPr>
+      <w:r>
+        <w:rPr w:rFonts="맑은 고딕">
+          <w:rFonts w:ascii="맑은 고딕" w:hAnsi="맑은 고딕" w:eastAsia="맑은 고딕"/>
+          <w:b w:val="0"/>
+          <w:color w:val="6B7280"/>
+          <w:sz w:val="21"/>
+        </w:rPr>
+        <w:t xml:space="preserve">· </w:t>
+      </w:r>
+      <w:r>
+        <w:rPr w:rFonts="맑은 고딕">
+          <w:rFonts w:ascii="맑은 고딕" w:hAnsi="맑은 고딕" w:eastAsia="맑은 고딕"/>
+          <w:b/>
+          <w:color w:val="1F2937"/>
+          <w:sz w:val="21"/>
+        </w:rPr>
+        <w:t xml:space="preserve">아티스트 소개: </w:t>
+      </w:r>
+      <w:r>
+        <w:rPr w:rFonts="맑은 고딕">
+          <w:rFonts w:ascii="맑은 고딕" w:hAnsi="맑은 고딕" w:eastAsia="맑은 고딕"/>
+          <w:b w:val="0"/>
+          <w:sz w:val="21"/>
+        </w:rPr>
+        <w:t>전설적인 에르네스토 레쿠오나(Ernesto Lecuona)의 자양분을 이어받아 결성된 하바나 쿠바 보이즈는 정통 아프로-쿠반 리듬을 세련된 유러피언 팝 오케스트레이션과 완벽하게 융합시킨 선구자적 악단입니다. 화려한 금관악기의 포효와 유려한 타악기의 인터플레이로 전 세계에 '룸바 열풍'을 일으켰으며, 오늘날까지도 정통 라틴 빅밴드 사운드의 절대적인 기준점으로 자리하고 있습니다.</w:t>
+      </w:r>
+    </w:p>
+    <w:p>
+      <w:pPr>
+        <w:spacing w:line="324" w:lineRule="auto" w:before="200" w:after="80"/>
+      </w:pPr>
+      <w:r>
+        <w:rPr w:rFonts="맑은 고딕">
+          <w:rFonts w:ascii="맑은 고딕" w:hAnsi="맑은 고딕" w:eastAsia="맑은 고딕"/>
+          <w:b/>
+          <w:color w:val="1E3A8A"/>
+          <w:sz w:val="24"/>
+        </w:rPr>
+        <w:t>3. 음반 상세 분석</w:t>
+      </w:r>
+    </w:p>
+    <w:p>
+      <w:pPr>
+        <w:spacing w:line="324" w:lineRule="auto" w:after="80"/>
+      </w:pPr>
+      <w:r>
+        <w:rPr w:rFonts="맑은 고딕">
+          <w:rFonts w:ascii="맑은 고딕" w:hAnsi="맑은 고딕" w:eastAsia="맑은 고딕"/>
+          <w:b w:val="0"/>
+          <w:color w:val="6B7280"/>
+          <w:sz w:val="21"/>
+        </w:rPr>
+        <w:t xml:space="preserve">· </w:t>
+      </w:r>
+      <w:r>
+        <w:rPr w:rFonts="맑은 고딕">
+          <w:rFonts w:ascii="맑은 고딕" w:hAnsi="맑은 고딕" w:eastAsia="맑은 고딕"/>
+          <w:b/>
+          <w:color w:val="1F2937"/>
+          <w:sz w:val="21"/>
+        </w:rPr>
+        <w:t xml:space="preserve">역사적 위치: </w:t>
+      </w:r>
+      <w:r>
+        <w:rPr w:rFonts="맑은 고딕">
+          <w:rFonts w:ascii="맑은 고딕" w:hAnsi="맑은 고딕" w:eastAsia="맑은 고딕"/>
+          <w:b w:val="0"/>
+          <w:sz w:val="21"/>
+        </w:rPr>
+        <w:t>본 앨범은 쿠바 고유의 손(Son), 볼레로, 맘보가 어떻게 세계적인 팝 음악의 보편적 언어로 승화되었는지를 명확히 보여주는 음악사적 기념비입니다. 단순한 댄스 음악의 범주를 넘어, 완벽한 편곡과 연주력으로 대중음악과 경음악의 경계를 허문 라틴 오케스트라 사운드의 정점이라 할 수 있습니다.</w:t>
+      </w:r>
+    </w:p>
+    <w:p>
+      <w:pPr>
+        <w:spacing w:line="324" w:lineRule="auto" w:after="80"/>
+      </w:pPr>
+      <w:r>
+        <w:rPr w:rFonts="맑은 고딕">
+          <w:rFonts w:ascii="맑은 고딕" w:hAnsi="맑은 고딕" w:eastAsia="맑은 고딕"/>
+          <w:b w:val="0"/>
+          <w:color w:val="6B7280"/>
+          <w:sz w:val="21"/>
+        </w:rPr>
+        <w:t xml:space="preserve">· </w:t>
+      </w:r>
+      <w:r>
+        <w:rPr w:rFonts="맑은 고딕">
+          <w:rFonts w:ascii="맑은 고딕" w:hAnsi="맑은 고딕" w:eastAsia="맑은 고딕"/>
+          <w:b/>
+          <w:color w:val="1F2937"/>
+          <w:sz w:val="21"/>
+        </w:rPr>
+        <w:t xml:space="preserve">시대의 흔적(스토리텔링): </w:t>
+      </w:r>
+      <w:r>
+        <w:rPr w:rFonts="맑은 고딕">
+          <w:rFonts w:ascii="맑은 고딕" w:hAnsi="맑은 고딕" w:eastAsia="맑은 고딕"/>
+          <w:b w:val="0"/>
+          <w:sz w:val="21"/>
+        </w:rPr>
+        <w:t>전쟁의 상흔을 잊고 새로운 낭만을 갈망하던 20세기 중반의 청춘들에게, 이들의 음악은 미지의 낙원 하바나로 떠나는 가장 우아한 탈출구였습니다. 화려한 조명 아래 턱시도와 드레스를 차려입고 스텝을 밟던 사교 클럽의 공기, 이국적인 향수와 삶의 생기를 갈망하던 시대의 순수한 열정이 음반 전체에 짙은 향취로 배어 있습니다.</w:t>
+      </w:r>
+    </w:p>
+    <w:p>
+      <w:pPr>
+        <w:spacing w:line="324" w:lineRule="auto" w:before="200" w:after="80"/>
+      </w:pPr>
+      <w:r>
+        <w:rPr w:rFonts="맑은 고딕">
+          <w:rFonts w:ascii="맑은 고딕" w:hAnsi="맑은 고딕" w:eastAsia="맑은 고딕"/>
+          <w:b/>
+          <w:color w:val="1E3A8A"/>
+          <w:sz w:val="24"/>
+        </w:rPr>
+        <w:t>4. 주요 수록곡 및 감상 제언</w:t>
+      </w:r>
+    </w:p>
+    <w:p>
+      <w:pPr>
+        <w:spacing w:line="324" w:lineRule="auto" w:after="80"/>
+      </w:pPr>
+      <w:r>
+        <w:rPr w:rFonts="맑은 고딕">
+          <w:rFonts w:ascii="맑은 고딕" w:hAnsi="맑은 고딕" w:eastAsia="맑은 고딕"/>
+          <w:b w:val="0"/>
+          <w:color w:val="6B7280"/>
+          <w:sz w:val="21"/>
+        </w:rPr>
+        <w:t xml:space="preserve">· </w:t>
+      </w:r>
+      <w:r>
+        <w:rPr w:rFonts="맑은 고딕">
+          <w:rFonts w:ascii="맑은 고딕" w:hAnsi="맑은 고딕" w:eastAsia="맑은 고딕"/>
+          <w:b/>
+          <w:color w:val="1F2937"/>
+          <w:sz w:val="21"/>
+        </w:rPr>
+        <w:t xml:space="preserve">주요 수록곡 특징: </w:t>
+      </w:r>
+      <w:r>
+        <w:rPr w:rFonts="맑은 고딕">
+          <w:rFonts w:ascii="맑은 고딕" w:hAnsi="맑은 고딕" w:eastAsia="맑은 고딕"/>
+          <w:b w:val="0"/>
+          <w:sz w:val="21"/>
+        </w:rPr>
+        <w:t>라틴 클래식의 영원한 테마인 'Siboney'와 'El Manisero(땅콩 파는 사람)'에서는 특유의 유쾌한 퍼커션과 서정적인 멜로디의 극적인 조화가 돋보입니다. 또한 애절한 멜로디가 가슴을 파고드는 볼레로 넘버들과 흥겨운 브라스 리프가 폭발하는 룸바 트랙들은 쿠바 음악이 지닌 다채로운 감정의 스펙트럼을 유감없이 들려줍니다.</w:t>
+      </w:r>
+    </w:p>
+    <w:p>
+      <w:pPr>
+        <w:spacing w:line="324" w:lineRule="auto" w:after="80"/>
+      </w:pPr>
+      <w:r>
+        <w:rPr w:rFonts="맑은 고딕">
+          <w:rFonts w:ascii="맑은 고딕" w:hAnsi="맑은 고딕" w:eastAsia="맑은 고딕"/>
+          <w:b w:val="0"/>
+          <w:color w:val="6B7280"/>
+          <w:sz w:val="21"/>
+        </w:rPr>
+        <w:t xml:space="preserve">· </w:t>
+      </w:r>
+      <w:r>
+        <w:rPr w:rFonts="맑은 고딕">
+          <w:rFonts w:ascii="맑은 고딕" w:hAnsi="맑은 고딕" w:eastAsia="맑은 고딕"/>
+          <w:b/>
+          <w:color w:val="1F2937"/>
+          <w:sz w:val="21"/>
+        </w:rPr>
+        <w:t xml:space="preserve">빈티지 감상 제언: </w:t>
+      </w:r>
+      <w:r>
+        <w:rPr w:rFonts="맑은 고딕">
+          <w:rFonts w:ascii="맑은 고딕" w:hAnsi="맑은 고딕" w:eastAsia="맑은 고딕"/>
+          <w:b w:val="0"/>
+          <w:sz w:val="21"/>
+        </w:rPr>
+        <w:t>질감 있는 마림바와 클라베스, 묵직한 콘트라베이스의 울림이 턴테이블의 회전을 타고 아날로그 특유의 체온으로 되살아납니다. 진공관 앰프를 통해 증폭되는 금관악기의 따스한 광채와 풍성한 배음은 마치 한여름 밤 하바나의 유서 깊은 카바레 트로피카나(Tropicana)의 로열석에 앉아 있는 듯한 입체적인 공간감을 선사합니다.</w:t>
+      </w:r>
+    </w:p>
+    <w:p>
+      <w:pPr>
+        <w:spacing w:line="324" w:lineRule="auto" w:after="80"/>
+      </w:pPr>
+      <w:r>
+        <w:rPr w:rFonts="맑은 고딕">
+          <w:rFonts w:ascii="맑은 고딕" w:hAnsi="맑은 고딕" w:eastAsia="맑은 고딕"/>
+          <w:b w:val="0"/>
+          <w:color w:val="6B7280"/>
+          <w:sz w:val="21"/>
+        </w:rPr>
+        <w:t xml:space="preserve">· </w:t>
+      </w:r>
+      <w:r>
+        <w:rPr w:rFonts="맑은 고딕">
+          <w:rFonts w:ascii="맑은 고딕" w:hAnsi="맑은 고딕" w:eastAsia="맑은 고딕"/>
+          <w:b/>
+          <w:color w:val="1F2937"/>
+          <w:sz w:val="21"/>
+        </w:rPr>
+        <w:t xml:space="preserve">소장 가치: </w:t>
+      </w:r>
+      <w:r>
+        <w:rPr w:rFonts="맑은 고딕">
+          <w:rFonts w:ascii="맑은 고딕" w:hAnsi="맑은 고딕" w:eastAsia="맑은 고딕"/>
+          <w:b w:val="0"/>
+          <w:sz w:val="21"/>
+        </w:rPr>
+        <w:t>디지털 음원으로는 결코 재현할 수 없는 20세기 중반 아날로그 레코딩 특유의 자연스러운 다이내믹스와 공간감이 보존되어 있는 명반입니다. 월드 뮤직과 고전 팝, 나아가 빅밴드 재즈를 탐미하는 컬렉터라면 선반의 가장 품격 있는 자리에 반드시 갖추어야 할 클래식입니다.</w:t>
+      </w:r>
+    </w:p>
+    <w:p>
+      <w:pPr>
+        <w:spacing w:line="324" w:lineRule="auto" w:after="120" w:before="160"/>
+      </w:pPr>
+      <w:r>
+        <w:rPr w:rFonts="맑은 고딕">
+          <w:rFonts w:ascii="맑은 고딕" w:hAnsi="맑은 고딕" w:eastAsia="맑은 고딕"/>
+          <w:b/>
+          <w:color w:val="4338CA"/>
+          <w:sz w:val="21"/>
+        </w:rPr>
+        <w:t>이 음반을 통해 카리브해의 낭만과 황금기 하바나의 눈부신 열정이 전해주는 감동을 다시 한번 경험해 보시는 것은 어떨까요?</w:t>
       </w:r>
     </w:p>
     <w:sectPr>
       <w:pgSz w:w="12240" w:h="15840"/>
-      <w:pgMar w:top="1440" w:right="1440" w:bottom="1440" w:left="1440" w:header="720" w:footer="720" w:gutter="0"/>
+      <w:pgMar w:top="1152" w:right="1296" w:bottom="1152" w:left="1296" w:header="720" w:footer="720" w:gutter="0"/>
       <w:cols w:space="720"/>
       <w:docGrid w:linePitch="360"/>
     </w:sectPr>

--- a/word_reports/LP_0165_위치_161_Havana Cuban Boys_Golden .docx
+++ b/word_reports/LP_0165_위치_161_Havana Cuban Boys_Golden .docx
@@ -32,7 +32,7 @@
     </w:p>
     <w:p>
       <w:pPr>
-        <w:spacing w:line="324" w:lineRule="auto" w:before="80" w:after="160"/>
+        <w:spacing w:line="324" w:lineRule="auto" w:before="80" w:after="120"/>
       </w:pPr>
       <w:r>
         <w:rPr w:rFonts="맑은 고딕">
@@ -42,13 +42,6 @@
           <w:sz w:val="22"/>
         </w:rPr>
         <w:t xml:space="preserve">[음반 소개] </w:t>
-      </w:r>
-      <w:r>
-        <w:rPr w:rFonts="맑은 고딕">
-          <w:rFonts w:ascii="맑은 고딕" w:hAnsi="맑은 고딕" w:eastAsia="맑은 고딕"/>
-          <w:b w:val="0"/>
-          <w:sz w:val="21"/>
-        </w:rPr>
       </w:r>
     </w:p>
     <w:p>
@@ -61,7 +54,46 @@
           <w:b w:val="0"/>
           <w:sz w:val="21"/>
         </w:rPr>
-        <w:t>카리브해의 짙푸른 파도와 하바나의 황혼을 물들이던 감미로운 바람이 아날로그 그루브를 타고 우아하게 되살아납니다. 쿠바 음악의 황금기를 주도하며 전 세계 사교계와 살롱을 매혹했던 하바나 쿠바 보이즈의 빛나는 정수를 집대성한 본 작은, 이국적인 리듬과 풍성한 브라스 사운드가 빚어내는 황홀경을 선사합니다. 정열적인 룸바와 차차차, 그리고 가슴 저린 볼레로의 선율이 한데 어우러져 한 시대를 풍미했던 낭만주의 라틴 팝의 찬란한 순간을 영원 속으로 각인시키는 명반입니다.</w:t>
+        <w:t>카리브해의 푸른 물결과 열정적인 태양의 숨결이 스며든 도시, 20세기 중반 하바나는 전 세계 음악인들이 선망하던 낭만과 예술의 용광로였습니다. 피아니스트이자 탁월한 작곡가였던 아르만도 오레피체(Armando Orefiche)가 이끈 '하바나 쿠바 보이즈(Havana Cuban Boys)'는 쿠바 특유의 원초적인 아프로-쿠반(Afro-Cuban) 리듬을 서구의 우아한 빅밴드 재즈 편곡과 결합하며 전 세계 사교계와 음악계를 단숨에 매료시켰습니다. 본작 [Golden Album]은 그 화려했던 황금기의 정수를 한 장의 바이닐에 고스란히 응축해 낸 기념비적인 마스터피스입니다.</w:t>
+      </w:r>
+    </w:p>
+    <w:p>
+      <w:pPr>
+        <w:spacing w:line="324" w:lineRule="auto" w:after="120"/>
+      </w:pPr>
+      <w:r>
+        <w:rPr w:rFonts="맑은 고딕">
+          <w:rFonts w:ascii="맑은 고딕" w:hAnsi="맑은 고딕" w:eastAsia="맑은 고딕"/>
+          <w:b w:val="0"/>
+          <w:sz w:val="21"/>
+        </w:rPr>
+        <w:t>당대 라틴 음악은 단순한 이국적 유흥을 넘어 대공황과 전쟁의 상흔을 겪은 전 세계 대중에게 생명력 넘치는 해방감과 위안을 선사했습니다. 하바나 쿠바 보이즈는 에르네스토 레쿠오나의 유구한 음악적 전통을 계승하는 동시에, 더욱 다채롭고 세련된 관악 오케스트레이션과 감각적인 싱코페이션을 더해 라틴 음악의 지평을 비약적으로 넓혔습니다. 그들이 남긴 레퍼토리는 룸바, 맘보, 차차차, 그리고 애절한 볼레로에 이르기까지 라틴 아메리카의 민속적 서정성을 고급스러운 살롱 음악의 정점으로 끌어올린 불멸의 유산입니다.</w:t>
+      </w:r>
+    </w:p>
+    <w:p>
+      <w:pPr>
+        <w:spacing w:line="324" w:lineRule="auto" w:after="120"/>
+      </w:pPr>
+      <w:r>
+        <w:rPr w:rFonts="맑은 고딕">
+          <w:rFonts w:ascii="맑은 고딕" w:hAnsi="맑은 고딕" w:eastAsia="맑은 고딕"/>
+          <w:b w:val="0"/>
+          <w:sz w:val="21"/>
+        </w:rPr>
+        <w:t>이 앨범에 아로새겨진 음악적 화법은 절제된 우아함 속에서도 결코 식지 않는 뜨거운 체온을 품고 있습니다. 묵직하게 가슴을 울리는 클라베(Clave) 리듬과 콩가의 고동, 그리고 그 위를 비단결처럼 유영하는 피아노의 선율과 눈부신 브라스 섹션은 단순한 춤곡 이상의 숭고한 예술성을 획득합니다. 세월이 흘러도 바래지 않는 낭만적인 멜로디는 아득한 옛 시절의 황혼녘 하바나 거리로 청자를 이끌며 깊은 노스탤지어를 불러일으킵니다.</w:t>
+      </w:r>
+    </w:p>
+    <w:p>
+      <w:pPr>
+        <w:spacing w:line="324" w:lineRule="auto" w:after="120"/>
+      </w:pPr>
+      <w:r>
+        <w:rPr w:rFonts="맑은 고딕">
+          <w:rFonts w:ascii="맑은 고딕" w:hAnsi="맑은 고딕" w:eastAsia="맑은 고딕"/>
+          <w:b w:val="0"/>
+          <w:sz w:val="21"/>
+        </w:rPr>
+        <w:t>따라서 [Golden Album]은 반세기가 훌쩍 넘은 오늘날에도 여전히 생생한 숨결을 내뿜는 타임캡슐과도 같습니다. 디지털 음원에서는 온전히 포착해 낼 수 없는 이들의 농밀한 호흡과 벨벳처럼 부드러운 아날로그의 잔향은, 세대를 초월하여 음악 애호가들의 가슴속에 잊히지 않는 서정적 전율과 영원한 음악적 황홀경을 선사합니다.</w:t>
       </w:r>
     </w:p>
     <w:p>
@@ -168,7 +200,7 @@
           <w:b w:val="0"/>
           <w:sz w:val="21"/>
         </w:rPr>
-        <w:t>20세기 중반 라틴 음악 붐의 중심에 서 있던 하바나 쿠바 보이즈의 불멸의 마스터피스들을 엄선하여 발매된 골든 컬렉션 앨범입니다. 유럽과 미주 전역의 볼룸과 카바레를 매혹했던 오리지널 악단의 풍성한 빅밴드 편곡과 활력 넘치는 연주 실황의 숨결을 그대로 복원하여 정성스레 바이닐에 담아냈습니다.</w:t>
+        <w:t>20세기 중반 유럽과 미주 대륙을 열광시켰던 하바나 쿠바 보이즈의 최전성기 오리지널 음원들을 엄선하여 집대성한 정선반(Golden Selection)으로, 아날로그 황금기의 찬란한 마스터 테이프 사운드를 정성스럽게 복각해 발매된 명반입니다.</w:t>
       </w:r>
     </w:p>
     <w:p>
@@ -199,7 +231,7 @@
           <w:b w:val="0"/>
           <w:sz w:val="21"/>
         </w:rPr>
-        <w:t>발매 당시 라틴 살롱 뮤직 애호가들과 빈티지 오디오 파일들의 뜨거운 사랑을 받으며 유럽 및 남미 시장에서 롱셀러를 기록했습니다. 특히 고전 라틴 스탠더드의 모범적인 명연으로 평가받으며 꾸준한 재발매와 애호가들의 입소문을 통해 상업적 성과와 음악적 신뢰를 동시에 증명했습니다.</w:t>
+        <w:t>발매 당시 전 세계 라틴 빅밴드 애호가들 사이에서 필청반으로 확고히 자리 잡았으며, 오랫동안 스테디셀러로 사랑받으며 오늘날까지도 빈티지 월드뮤직 LP 컬렉터들 사이에서 높은 선호도와 소장 가치를 자랑합니다.</w:t>
       </w:r>
     </w:p>
     <w:p>
@@ -230,7 +262,7 @@
           <w:b w:val="0"/>
           <w:sz w:val="21"/>
         </w:rPr>
-        <w:t>특정 단일 시상식의 트로피를 뛰어넘어, 카리브 음악을 유럽 대륙과 인터내셔널 팝 시장에 안착시킨 기념비적인 오케스트라로서 유네스코 및 라틴 음악사 학계로부터 '트로피컬 사운드의 위대한 전도사'라는 찬사를 받았습니다.</w:t>
+        <w:t>20세기 아프로-쿠반 재즈 및 살사의 태동에 지대한 영향을 미친 역사적 오케스트라로 평가받으며, 쿠바 국립 음악 아카이브 및 국제 대중음악 평단으로부터 라틴 음악사의 불멸의 문화유산으로 공인받고 있습니다.</w:t>
       </w:r>
     </w:p>
     <w:p>
@@ -306,7 +338,7 @@
           <w:b w:val="0"/>
           <w:sz w:val="21"/>
         </w:rPr>
-        <w:t>1930년대 결성 후 20세기 중후반까지 활약</w:t>
+        <w:t>1940년대 결성 (리더 아르만도 오레피체: 1911년 ~ 2000년)</w:t>
       </w:r>
     </w:p>
     <w:p>
@@ -337,7 +369,7 @@
           <w:b w:val="0"/>
           <w:sz w:val="21"/>
         </w:rPr>
-        <w:t>대편성 라틴 오케스트라 (빅밴드)</w:t>
+        <w:t>빅밴드 라틴 오케스트라</w:t>
       </w:r>
     </w:p>
     <w:p>
@@ -368,7 +400,7 @@
           <w:b w:val="0"/>
           <w:sz w:val="21"/>
         </w:rPr>
-        <w:t>전설적인 에르네스토 레쿠오나(Ernesto Lecuona)의 자양분을 이어받아 결성된 하바나 쿠바 보이즈는 정통 아프로-쿠반 리듬을 세련된 유러피언 팝 오케스트레이션과 완벽하게 융합시킨 선구자적 악단입니다. 화려한 금관악기의 포효와 유려한 타악기의 인터플레이로 전 세계에 '룸바 열풍'을 일으켰으며, 오늘날까지도 정통 라틴 빅밴드 사운드의 절대적인 기준점으로 자리하고 있습니다.</w:t>
+        <w:t>천재적인 피아니스트 겸 편곡가 아르만도 오레피체가 이끈 하바나 쿠바 보이즈는 레쿠오나 쿠반 보이즈의 맥을 이어받아 정통 쿠바 음악을 세계화한 독보적인 악단입니다. 정교한 재즈 화성과 토속적인 타악 리듬을 완벽하게 융합하여 20세기 중반 글로벌 팝 음악계에 거대한 라틴 열풍을 주도했습니다.</w:t>
       </w:r>
     </w:p>
     <w:p>
@@ -413,7 +445,7 @@
           <w:b w:val="0"/>
           <w:sz w:val="21"/>
         </w:rPr>
-        <w:t>본 앨범은 쿠바 고유의 손(Son), 볼레로, 맘보가 어떻게 세계적인 팝 음악의 보편적 언어로 승화되었는지를 명확히 보여주는 음악사적 기념비입니다. 단순한 댄스 음악의 범주를 넘어, 완벽한 편곡과 연주력으로 대중음악과 경음악의 경계를 허문 라틴 오케스트라 사운드의 정점이라 할 수 있습니다.</w:t>
+        <w:t>맘보와 룸바가 전 세계 댄스홀과 콘서트홀을 지배하던 시대의 교과서적인 명연을 담고 있습니다. 팝과 재즈, 라틴 민속음악의 경계를 허물며 현대 크로스오버와 월드뮤직의 기틀을 확립한 음악사적 금자탑입니다.</w:t>
       </w:r>
     </w:p>
     <w:p>
@@ -444,7 +476,7 @@
           <w:b w:val="0"/>
           <w:sz w:val="21"/>
         </w:rPr>
-        <w:t>전쟁의 상흔을 잊고 새로운 낭만을 갈망하던 20세기 중반의 청춘들에게, 이들의 음악은 미지의 낙원 하바나로 떠나는 가장 우아한 탈출구였습니다. 화려한 조명 아래 턱시도와 드레스를 차려입고 스텝을 밟던 사교 클럽의 공기, 이국적인 향수와 삶의 생기를 갈망하던 시대의 순수한 열정이 음반 전체에 짙은 향취로 배어 있습니다.</w:t>
+        <w:t>제2차 세계대전 전후의 격동기, 낭만과 자유를 갈망하던 전 세계 청춘들의 마음을 달래주었던 하바나 특유의 이국적이고 매혹적인 밤의 풍경이 고스란히 담겨 있어, 당대 사교계의 우아한 공기를 생생하게 증언합니다.</w:t>
       </w:r>
     </w:p>
     <w:p>
@@ -489,7 +521,7 @@
           <w:b w:val="0"/>
           <w:sz w:val="21"/>
         </w:rPr>
-        <w:t>라틴 클래식의 영원한 테마인 'Siboney'와 'El Manisero(땅콩 파는 사람)'에서는 특유의 유쾌한 퍼커션과 서정적인 멜로디의 극적인 조화가 돋보입니다. 또한 애절한 멜로디가 가슴을 파고드는 볼레로 넘버들과 흥겨운 브라스 리프가 폭발하는 룸바 트랙들은 쿠바 음악이 지닌 다채로운 감정의 스펙트럼을 유감없이 들려줍니다.</w:t>
+        <w:t>폭발적인 금관악기와 콩가의 긴장감이 압도적인 룸바 트랙들과 함께, 깊고 그윽한 서정미를 뿜어내는 정통 볼레로 넘버들이 균형을 이룹니다. 특히 오레피체의 섬세한 피아노 타건과 유려한 브라스의 문답은 고전적 기품과 애수를 동시에 전합니다.</w:t>
       </w:r>
     </w:p>
     <w:p>
@@ -520,7 +552,7 @@
           <w:b w:val="0"/>
           <w:sz w:val="21"/>
         </w:rPr>
-        <w:t>질감 있는 마림바와 클라베스, 묵직한 콘트라베이스의 울림이 턴테이블의 회전을 타고 아날로그 특유의 체온으로 되살아납니다. 진공관 앰프를 통해 증폭되는 금관악기의 따스한 광채와 풍성한 배음은 마치 한여름 밤 하바나의 유서 깊은 카바레 트로피카나(Tropicana)의 로열석에 앉아 있는 듯한 입체적인 공간감을 선사합니다.</w:t>
+        <w:t>LP 특유의 두툼한 중저역과 어쿠스틱 타악기의 잔향이 압권입니다. 진공관 앰프의 따뜻한 배음과 다이내믹한 포노 카트리지를 통해 감상할 때, 마치 1950년대 하바나의 유서 깊은 카바레 트로피카나(Tropicana)의 로열석에 앉아 있는 듯한 입체적이고 현장감 넘치는 사운드를 만끽할 수 있습니다.</w:t>
       </w:r>
     </w:p>
     <w:p>
@@ -551,7 +583,7 @@
           <w:b w:val="0"/>
           <w:sz w:val="21"/>
         </w:rPr>
-        <w:t>디지털 음원으로는 결코 재현할 수 없는 20세기 중반 아날로그 레코딩 특유의 자연스러운 다이내믹스와 공간감이 보존되어 있는 명반입니다. 월드 뮤직과 고전 팝, 나아가 빅밴드 재즈를 탐미하는 컬렉터라면 선반의 가장 품격 있는 자리에 반드시 갖추어야 할 클래식입니다.</w:t>
+        <w:t>정통 아프로-쿠반 오케스트라의 전성기 사운드를 가장 순수하고 깊이 있는 아날로그 그루브로 만날 수 있는 희귀반으로, 라틴 음악 및 클래식/재즈 빅밴드 컬렉터의 서가에서 결코 빠질 수 없는 귀중한 마스터피스입니다.</w:t>
       </w:r>
     </w:p>
     <w:p>
@@ -565,7 +597,7 @@
           <w:color w:val="4338CA"/>
           <w:sz w:val="21"/>
         </w:rPr>
-        <w:t>이 음반을 통해 카리브해의 낭만과 황금기 하바나의 눈부신 열정이 전해주는 감동을 다시 한번 경험해 보시는 것은 어떨까요?</w:t>
+        <w:t>이 음반을 통해 카리브해의 따스한 바람과 반세기를 뛰어넘은 거장들의 뜨거운 숨결이 전해주는 감동을 다시 한번 경험해 보시는 것은 어떨까요?</w:t>
       </w:r>
     </w:p>
     <w:sectPr>
